--- a/pcd_automation/pcd_automation/modelo_documentos/templates/notificacao_testemunha.docx
+++ b/pcd_automation/pcd_automation/modelo_documentos/templates/notificacao_testemunha.docx
@@ -388,7 +388,7 @@
           <w:rFonts w:ascii="Rawline" w:cs="Rawline" w:eastAsia="Rawline" w:hAnsi="Rawline"/>
           <w:rtl w:val="0"/>
         </w:rPr>
-        <w:t>, lotado no {{ unidade_testemunha }} no dia {{ data_oitiva_barra }}, às {{ hora_oitiva }} horas a sede do {{ numero_batalhao_pm }}° BPM, situado a {{ endereco_sede }}, para ser ouvido na condição de testemunha.</w:t>
+        <w:t>, lotado no {{ unidade_testemunha }} no dia {{ data_oitiva_barra }}, às {{ hora_oitiva }} a sede do {{ numero_batalhao_pm }}° BPM, situado a {{ endereco_sede }}, para ser ouvido na condição de testemunha.</w:t>
       </w:r>
     </w:p>
     <w:p>
@@ -664,12 +664,35 @@
     </w:p>
     <w:sectPr>
       <w:headerReference r:id="rId8" w:type="default"/>
+      <w:footerReference w:type="default" r:id="rId9"/>
+      <w:headerReference w:type="first" r:id="rId10"/>
+      <w:footerReference w:type="first" r:id="rId11"/>
       <w:pgSz w:h="16837" w:w="11905" w:orient="portrait"/>
       <w:pgMar w:bottom="1134" w:top="1701" w:left="1701" w:right="1134" w:header="720" w:footer="720"/>
       <w:pgNumType w:start="1"/>
     </w:sectPr>
   </w:body>
 </w:document>
+</file>
+
+<file path=word/footer1.xml><?xml version="1.0" encoding="utf-8"?>
+<w:ftr xmlns:m="http://schemas.openxmlformats.org/officeDocument/2006/math" xmlns:mc="http://schemas.openxmlformats.org/markup-compatibility/2006" xmlns:mo="http://schemas.microsoft.com/office/mac/office/2008/main" xmlns:mv="urn:schemas-microsoft-com:mac:vml" xmlns:o="urn:schemas-microsoft-com:office:office" xmlns:r="http://schemas.openxmlformats.org/officeDocument/2006/relationships" xmlns:v="urn:schemas-microsoft-com:vml" xmlns:w10="urn:schemas-microsoft-com:office:word" xmlns:w14="http://schemas.microsoft.com/office/word/2010/wordml" xmlns:w="http://schemas.openxmlformats.org/wordprocessingml/2006/main" xmlns:wne="http://schemas.microsoft.com/office/word/2006/wordml" xmlns:wp14="http://schemas.microsoft.com/office/word/2010/wordprocessingDrawing" xmlns:wp="http://schemas.openxmlformats.org/drawingml/2006/wordprocessingDrawing" xmlns:wpc="http://schemas.microsoft.com/office/word/2010/wordprocessingCanvas" xmlns:wpg="http://schemas.microsoft.com/office/word/2010/wordprocessingGroup" xmlns:wpi="http://schemas.microsoft.com/office/word/2010/wordprocessingInk" xmlns:wps="http://schemas.microsoft.com/office/word/2010/wordprocessingShape" mc:Ignorable="w14 wp14">
+  <w:p>
+    <w:pPr>
+      <w:pStyle w:val="Footer"/>
+    </w:pPr>
+  </w:p>
+</w:ftr>
+</file>
+
+<file path=word/footer2.xml><?xml version="1.0" encoding="utf-8"?>
+<w:ftr xmlns:m="http://schemas.openxmlformats.org/officeDocument/2006/math" xmlns:mc="http://schemas.openxmlformats.org/markup-compatibility/2006" xmlns:mo="http://schemas.microsoft.com/office/mac/office/2008/main" xmlns:mv="urn:schemas-microsoft-com:mac:vml" xmlns:o="urn:schemas-microsoft-com:office:office" xmlns:r="http://schemas.openxmlformats.org/officeDocument/2006/relationships" xmlns:v="urn:schemas-microsoft-com:vml" xmlns:w10="urn:schemas-microsoft-com:office:word" xmlns:w14="http://schemas.microsoft.com/office/word/2010/wordml" xmlns:w="http://schemas.openxmlformats.org/wordprocessingml/2006/main" xmlns:wne="http://schemas.microsoft.com/office/word/2006/wordml" xmlns:wp14="http://schemas.microsoft.com/office/word/2010/wordprocessingDrawing" xmlns:wp="http://schemas.openxmlformats.org/drawingml/2006/wordprocessingDrawing" xmlns:wpc="http://schemas.microsoft.com/office/word/2010/wordprocessingCanvas" xmlns:wpg="http://schemas.microsoft.com/office/word/2010/wordprocessingGroup" xmlns:wpi="http://schemas.microsoft.com/office/word/2010/wordprocessingInk" xmlns:wps="http://schemas.microsoft.com/office/word/2010/wordprocessingShape" mc:Ignorable="w14 wp14">
+  <w:p>
+    <w:pPr>
+      <w:pStyle w:val="Footer"/>
+    </w:pPr>
+  </w:p>
+</w:ftr>
 </file>
 
 <file path=word/header1.xml><?xml version="1.0" encoding="utf-8"?>
@@ -758,6 +781,16 @@
         </wp:anchor>
       </w:drawing>
     </w:r>
+  </w:p>
+</w:hdr>
+</file>
+
+<file path=word/header2.xml><?xml version="1.0" encoding="utf-8"?>
+<w:hdr xmlns:m="http://schemas.openxmlformats.org/officeDocument/2006/math" xmlns:mc="http://schemas.openxmlformats.org/markup-compatibility/2006" xmlns:mo="http://schemas.microsoft.com/office/mac/office/2008/main" xmlns:mv="urn:schemas-microsoft-com:mac:vml" xmlns:o="urn:schemas-microsoft-com:office:office" xmlns:r="http://schemas.openxmlformats.org/officeDocument/2006/relationships" xmlns:v="urn:schemas-microsoft-com:vml" xmlns:w10="urn:schemas-microsoft-com:office:word" xmlns:w14="http://schemas.microsoft.com/office/word/2010/wordml" xmlns:w="http://schemas.openxmlformats.org/wordprocessingml/2006/main" xmlns:wne="http://schemas.microsoft.com/office/word/2006/wordml" xmlns:wp14="http://schemas.microsoft.com/office/word/2010/wordprocessingDrawing" xmlns:wp="http://schemas.openxmlformats.org/drawingml/2006/wordprocessingDrawing" xmlns:wpc="http://schemas.microsoft.com/office/word/2010/wordprocessingCanvas" xmlns:wpg="http://schemas.microsoft.com/office/word/2010/wordprocessingGroup" xmlns:wpi="http://schemas.microsoft.com/office/word/2010/wordprocessingInk" xmlns:wps="http://schemas.microsoft.com/office/word/2010/wordprocessingShape" mc:Ignorable="w14 wp14">
+  <w:p>
+    <w:pPr>
+      <w:pStyle w:val="Header"/>
+    </w:pPr>
   </w:p>
 </w:hdr>
 </file>
